--- a/handouts/Azure_Local_Lifecycle_Guide.docx
+++ b/handouts/Azure_Local_Lifecycle_Guide.docx
@@ -3729,16 +3729,16 @@
                 <w:sz w:val="18"/>
                 <w:szCs w:val="18"/>
               </w:rPr>
-              <w:t>Monitoring: Insights with a DCR sized to the cost ceiling, alert rules and an action group, VM Insights on the workload VMs. Updates: Azure Update Manager maintenance configuration; Lifecycle Manager for the cluster, Update Manager for guests, Intune for Windows 11. Protection: backup (Azure Backup Server or a partner product for Azure Local VMs) and Site Recovery with a test failover. Access: RBAC with Entra PIM, eligible not standing. Governance: Defender for Cloud and the Azure Policy baseline. The readi</w:t>
-            </w:r>
-            <w:r>
-              <w:rPr>
-                <w:rFonts w:ascii="Segoe UI" w:eastAsia="Times New Roman" w:hAnsi="Segoe UI" w:cs="Segoe UI"/>
-                <w:color w:val="1B2430"/>
-                <w:sz w:val="18"/>
-                <w:szCs w:val="18"/>
-              </w:rPr>
-              <w:t>ness gate: every control Verified with evidence, then the hand-off to the ops team (runbook, as-built package, alert routes, maintenance window).</w:t>
+              <w:t>Monitoring: Insights with a DCR sized to the cost ceiling, alert rules and an action group, VM Insights on the workload VMs. Updates: Azure Update Manager maintenance configuration; Lifecycle Manager for the cluster, Update Manager for guests, Intune for Windows 11. Protection: backup (Azure Backup or a partner product such as Veeam, Commvault, Cohesity or Rubrik for Azure Local VMs) and Site Recovery with a test failover. Access: RBAC with Entra PIM, eligible not standing. Governance: Defender for Cloud an</w:t>
+            </w:r>
+            <w:r>
+              <w:rPr>
+                <w:rFonts w:ascii="Segoe UI" w:eastAsia="Times New Roman" w:hAnsi="Segoe UI" w:cs="Segoe UI"/>
+                <w:color w:val="1B2430"/>
+                <w:sz w:val="18"/>
+                <w:szCs w:val="18"/>
+              </w:rPr>
+              <w:t>d the Azure Policy baseline. The readiness gate: every control Verified with evidence, then the hand-off to the ops team (runbook, as-built package, alert routes, maintenance window).</w:t>
             </w:r>
           </w:p>
         </w:tc>
@@ -3862,7 +3862,7 @@
                 <w:sz w:val="18"/>
                 <w:szCs w:val="18"/>
               </w:rPr>
-              <w:t>Azure Backup Server</w:t>
+              <w:t>backup options for Azure Local VMs</w:t>
             </w:r>
             <w:r>
               <w:rPr>
@@ -5324,9 +5324,9 @@
 <file path=word/numbering.xml><?xml version="1.0" encoding="utf-8"?>
 <w:numbering xmlns:wpc="http://schemas.microsoft.com/office/word/2010/wordprocessingCanvas" xmlns:cx="http://schemas.microsoft.com/office/drawing/2014/chartex" xmlns:cx1="http://schemas.microsoft.com/office/drawing/2015/9/8/chartex" xmlns:cx2="http://schemas.microsoft.com/office/drawing/2015/10/21/chartex" xmlns:cx3="http://schemas.microsoft.com/office/drawing/2016/5/9/chartex" xmlns:cx4="http://schemas.microsoft.com/office/drawing/2016/5/10/chartex" xmlns:cx5="http://schemas.microsoft.com/office/drawing/2016/5/11/chartex" xmlns:cx6="http://schemas.microsoft.com/office/drawing/2016/5/12/chartex" xmlns:cx7="http://schemas.microsoft.com/office/drawing/2016/5/13/chartex" xmlns:cx8="http://schemas.microsoft.com/office/drawing/2016/5/14/chartex" xmlns:mc="http://schemas.openxmlformats.org/markup-compatibility/2006" xmlns:aink="http://schemas.microsoft.com/office/drawing/2016/ink" xmlns:am3d="http://schemas.microsoft.com/office/drawing/2017/model3d" xmlns:o="urn:schemas-microsoft-com:office:office" xmlns:oel="http://schemas.microsoft.com/office/2019/extlst" xmlns:r="http://schemas.openxmlformats.org/officeDocument/2006/relationships" xmlns:m="http://schemas.openxmlformats.org/officeDocument/2006/math" xmlns:v="urn:schemas-microsoft-com:vml" xmlns:wp14="http://schemas.microsoft.com/office/word/2010/wordprocessingDrawing" xmlns:wp="http://schemas.openxmlformats.org/drawingml/2006/wordprocessingDrawing" xmlns:w10="urn:schemas-microsoft-com:office:word" xmlns:w="http://schemas.openxmlformats.org/wordprocessingml/2006/main" xmlns:w14="http://schemas.microsoft.com/office/word/2010/wordml" xmlns:w15="http://schemas.microsoft.com/office/word/2012/wordml" xmlns:w16cex="http://schemas.microsoft.com/office/word/2018/wordml/cex" xmlns:w16cid="http://schemas.microsoft.com/office/word/2016/wordml/cid" xmlns:w16="http://schemas.microsoft.com/office/word/2018/wordml" xmlns:w16du="http://schemas.microsoft.com/office/word/2023/wordml/word16du" xmlns:w16sdtdh="http://schemas.microsoft.com/office/word/2020/wordml/sdtdatahash" xmlns:w16sdtfl="http://schemas.microsoft.com/office/word/2024/wordml/sdtformatlock" xmlns:w16se="http://schemas.microsoft.com/office/word/2015/wordml/symex" xmlns:wpg="http://schemas.microsoft.com/office/word/2010/wordprocessingGroup" xmlns:wpi="http://schemas.microsoft.com/office/word/2010/wordprocessingInk" xmlns:wne="http://schemas.microsoft.com/office/word/2006/wordml" xmlns:wps="http://schemas.microsoft.com/office/word/2010/wordprocessingShape" mc:Ignorable="w14 w15 w16se w16cid w16 w16cex w16sdtdh w16sdtfl w16du wp14">
   <w:abstractNum w:abstractNumId="0" w15:restartNumberingAfterBreak="0">
-    <w:nsid w:val="27A35A01"/>
+    <w:nsid w:val="61FE2493"/>
     <w:multiLevelType w:val="multilevel"/>
-    <w:tmpl w:val="3B42E0C2"/>
+    <w:tmpl w:val="8BB424E2"/>
     <w:lvl w:ilvl="0">
       <w:start w:val="1"/>
       <w:numFmt w:val="bullet"/>
@@ -5473,9 +5473,9 @@
     </w:lvl>
   </w:abstractNum>
   <w:abstractNum w:abstractNumId="1" w15:restartNumberingAfterBreak="0">
-    <w:nsid w:val="5C240A4E"/>
+    <w:nsid w:val="66D82AD7"/>
     <w:multiLevelType w:val="multilevel"/>
-    <w:tmpl w:val="2F146B94"/>
+    <w:tmpl w:val="E632C49C"/>
     <w:lvl w:ilvl="0">
       <w:start w:val="1"/>
       <w:numFmt w:val="bullet"/>
@@ -5621,10 +5621,10 @@
       </w:rPr>
     </w:lvl>
   </w:abstractNum>
-  <w:num w:numId="1" w16cid:durableId="982849050">
+  <w:num w:numId="1" w16cid:durableId="561408412">
     <w:abstractNumId w:val="1"/>
   </w:num>
-  <w:num w:numId="2" w16cid:durableId="2095591667">
+  <w:num w:numId="2" w16cid:durableId="707920380">
     <w:abstractNumId w:val="0"/>
   </w:num>
 </w:numbering>

--- a/handouts/Azure_Local_Lifecycle_Guide.docx
+++ b/handouts/Azure_Local_Lifecycle_Guide.docx
@@ -60,7 +60,7 @@
           <w:szCs w:val="21"/>
           <w:lang w:val="en"/>
         </w:rPr>
-        <w:t>This is the order the session followed, and the order an engineer can follow: thirteen stages, start to finish, on one two-node cluster. For each stage: what you do for Azure Local, where it is documented, which tools fit, and what the stage hands to the next one. The example values are the fictional customer IIC on two validated integrated-system nodes, switched storage, cloud witness, Local Identity with Key Vault, Azure Local 12.2609 (the latest at the time of the session; size against the release you de</w:t>
+        <w:t>This is the order the session followed, and the order an engineer can follow: thirteen stages, start to finish, on one two-node cluster. For each stage: what you do for Azure Local, where it is documented, which tools fit, and what the stage hands to the next one. The example values are the fictional company IIC, where you are the engineer, on two validated integrated-system nodes, switched storage, cloud witness, Local Identity with Key Vault, Azure Local 12.2609 (the latest at the time of the session; siz</w:t>
       </w:r>
       <w:r>
         <w:rPr>
@@ -70,7 +70,7 @@
           <w:szCs w:val="21"/>
           <w:lang w:val="en"/>
         </w:rPr>
-        <w:t>ploy).</w:t>
+        <w:t>e against the release you deploy).</w:t>
       </w:r>
     </w:p>
     <w:p>
@@ -5324,9 +5324,9 @@
 <file path=word/numbering.xml><?xml version="1.0" encoding="utf-8"?>
 <w:numbering xmlns:wpc="http://schemas.microsoft.com/office/word/2010/wordprocessingCanvas" xmlns:cx="http://schemas.microsoft.com/office/drawing/2014/chartex" xmlns:cx1="http://schemas.microsoft.com/office/drawing/2015/9/8/chartex" xmlns:cx2="http://schemas.microsoft.com/office/drawing/2015/10/21/chartex" xmlns:cx3="http://schemas.microsoft.com/office/drawing/2016/5/9/chartex" xmlns:cx4="http://schemas.microsoft.com/office/drawing/2016/5/10/chartex" xmlns:cx5="http://schemas.microsoft.com/office/drawing/2016/5/11/chartex" xmlns:cx6="http://schemas.microsoft.com/office/drawing/2016/5/12/chartex" xmlns:cx7="http://schemas.microsoft.com/office/drawing/2016/5/13/chartex" xmlns:cx8="http://schemas.microsoft.com/office/drawing/2016/5/14/chartex" xmlns:mc="http://schemas.openxmlformats.org/markup-compatibility/2006" xmlns:aink="http://schemas.microsoft.com/office/drawing/2016/ink" xmlns:am3d="http://schemas.microsoft.com/office/drawing/2017/model3d" xmlns:o="urn:schemas-microsoft-com:office:office" xmlns:oel="http://schemas.microsoft.com/office/2019/extlst" xmlns:r="http://schemas.openxmlformats.org/officeDocument/2006/relationships" xmlns:m="http://schemas.openxmlformats.org/officeDocument/2006/math" xmlns:v="urn:schemas-microsoft-com:vml" xmlns:wp14="http://schemas.microsoft.com/office/word/2010/wordprocessingDrawing" xmlns:wp="http://schemas.openxmlformats.org/drawingml/2006/wordprocessingDrawing" xmlns:w10="urn:schemas-microsoft-com:office:word" xmlns:w="http://schemas.openxmlformats.org/wordprocessingml/2006/main" xmlns:w14="http://schemas.microsoft.com/office/word/2010/wordml" xmlns:w15="http://schemas.microsoft.com/office/word/2012/wordml" xmlns:w16cex="http://schemas.microsoft.com/office/word/2018/wordml/cex" xmlns:w16cid="http://schemas.microsoft.com/office/word/2016/wordml/cid" xmlns:w16="http://schemas.microsoft.com/office/word/2018/wordml" xmlns:w16du="http://schemas.microsoft.com/office/word/2023/wordml/word16du" xmlns:w16sdtdh="http://schemas.microsoft.com/office/word/2020/wordml/sdtdatahash" xmlns:w16sdtfl="http://schemas.microsoft.com/office/word/2024/wordml/sdtformatlock" xmlns:w16se="http://schemas.microsoft.com/office/word/2015/wordml/symex" xmlns:wpg="http://schemas.microsoft.com/office/word/2010/wordprocessingGroup" xmlns:wpi="http://schemas.microsoft.com/office/word/2010/wordprocessingInk" xmlns:wne="http://schemas.microsoft.com/office/word/2006/wordml" xmlns:wps="http://schemas.microsoft.com/office/word/2010/wordprocessingShape" mc:Ignorable="w14 w15 w16se w16cid w16 w16cex w16sdtdh w16sdtfl w16du wp14">
   <w:abstractNum w:abstractNumId="0" w15:restartNumberingAfterBreak="0">
-    <w:nsid w:val="61FE2493"/>
+    <w:nsid w:val="0A062DDC"/>
     <w:multiLevelType w:val="multilevel"/>
-    <w:tmpl w:val="8BB424E2"/>
+    <w:tmpl w:val="3A36B3A4"/>
     <w:lvl w:ilvl="0">
       <w:start w:val="1"/>
       <w:numFmt w:val="bullet"/>
@@ -5473,9 +5473,9 @@
     </w:lvl>
   </w:abstractNum>
   <w:abstractNum w:abstractNumId="1" w15:restartNumberingAfterBreak="0">
-    <w:nsid w:val="66D82AD7"/>
+    <w:nsid w:val="44792209"/>
     <w:multiLevelType w:val="multilevel"/>
-    <w:tmpl w:val="E632C49C"/>
+    <w:tmpl w:val="D56E756E"/>
     <w:lvl w:ilvl="0">
       <w:start w:val="1"/>
       <w:numFmt w:val="bullet"/>
@@ -5621,10 +5621,10 @@
       </w:rPr>
     </w:lvl>
   </w:abstractNum>
-  <w:num w:numId="1" w16cid:durableId="561408412">
+  <w:num w:numId="1" w16cid:durableId="859853062">
     <w:abstractNumId w:val="1"/>
   </w:num>
-  <w:num w:numId="2" w16cid:durableId="707920380">
+  <w:num w:numId="2" w16cid:durableId="507789789">
     <w:abstractNumId w:val="0"/>
   </w:num>
 </w:numbering>

--- a/handouts/Azure_Local_Lifecycle_Guide.docx
+++ b/handouts/Azure_Local_Lifecycle_Guide.docx
@@ -1138,7 +1138,16 @@
                 <w:sz w:val="18"/>
                 <w:szCs w:val="18"/>
               </w:rPr>
-              <w:t>The site and the enterprise around it: rack, power, cooling, the ToR switch pair and its RDMA capability, uplinks; the port map proven from the switch MAC and LLDP tables, never from labels; AD/DNS/NTP, proxy or Arc gateway, who approves firewall changes. Run the Environment Checker standalone before hardware arrives and hand the same endpoint data file to the firewall administrator. Decide the Arc gateway now: it cannot be enabled after deployment.</w:t>
+              <w:t>The site and the enterprise around it: rack, power, cooling, the ToR switch pair and its RDMA capability, uplinks; the port map proven from the switch MAC and LLDP tables, never from labels; AD/DNS/NTP, proxy or Arc gateway, who approves firewall changes. Boot a WinPE readiness image on the bare nodes (AzL Beacon: network, DNS, AD ports, the Azure endpoint sweep, the Environment Checker) and hand the same endpoint list to the firewall administrator; before the hardware is racked, run the Environment Checker</w:t>
+            </w:r>
+            <w:r>
+              <w:rPr>
+                <w:rFonts w:ascii="Segoe UI" w:eastAsia="Times New Roman" w:hAnsi="Segoe UI" w:cs="Segoe UI"/>
+                <w:color w:val="1B2430"/>
+                <w:sz w:val="18"/>
+                <w:szCs w:val="18"/>
+              </w:rPr>
+              <w:t xml:space="preserve"> standalone from a client. Decide the Arc gateway now: it cannot be enabled after deployment.</w:t>
             </w:r>
           </w:p>
         </w:tc>
@@ -1271,7 +1280,7 @@
                 <w:sz w:val="18"/>
                 <w:szCs w:val="18"/>
               </w:rPr>
-              <w:t>Environment Checker, Beacon (from the node, later), Ranger (brownfield only)</w:t>
+              <w:t>AzL Beacon (bootable WinPE ISO), Environment Checker standalone, Ranger (brownfield only)</w:t>
             </w:r>
           </w:p>
         </w:tc>
@@ -5324,9 +5333,9 @@
 <file path=word/numbering.xml><?xml version="1.0" encoding="utf-8"?>
 <w:numbering xmlns:wpc="http://schemas.microsoft.com/office/word/2010/wordprocessingCanvas" xmlns:cx="http://schemas.microsoft.com/office/drawing/2014/chartex" xmlns:cx1="http://schemas.microsoft.com/office/drawing/2015/9/8/chartex" xmlns:cx2="http://schemas.microsoft.com/office/drawing/2015/10/21/chartex" xmlns:cx3="http://schemas.microsoft.com/office/drawing/2016/5/9/chartex" xmlns:cx4="http://schemas.microsoft.com/office/drawing/2016/5/10/chartex" xmlns:cx5="http://schemas.microsoft.com/office/drawing/2016/5/11/chartex" xmlns:cx6="http://schemas.microsoft.com/office/drawing/2016/5/12/chartex" xmlns:cx7="http://schemas.microsoft.com/office/drawing/2016/5/13/chartex" xmlns:cx8="http://schemas.microsoft.com/office/drawing/2016/5/14/chartex" xmlns:mc="http://schemas.openxmlformats.org/markup-compatibility/2006" xmlns:aink="http://schemas.microsoft.com/office/drawing/2016/ink" xmlns:am3d="http://schemas.microsoft.com/office/drawing/2017/model3d" xmlns:o="urn:schemas-microsoft-com:office:office" xmlns:oel="http://schemas.microsoft.com/office/2019/extlst" xmlns:r="http://schemas.openxmlformats.org/officeDocument/2006/relationships" xmlns:m="http://schemas.openxmlformats.org/officeDocument/2006/math" xmlns:v="urn:schemas-microsoft-com:vml" xmlns:wp14="http://schemas.microsoft.com/office/word/2010/wordprocessingDrawing" xmlns:wp="http://schemas.openxmlformats.org/drawingml/2006/wordprocessingDrawing" xmlns:w10="urn:schemas-microsoft-com:office:word" xmlns:w="http://schemas.openxmlformats.org/wordprocessingml/2006/main" xmlns:w14="http://schemas.microsoft.com/office/word/2010/wordml" xmlns:w15="http://schemas.microsoft.com/office/word/2012/wordml" xmlns:w16cex="http://schemas.microsoft.com/office/word/2018/wordml/cex" xmlns:w16cid="http://schemas.microsoft.com/office/word/2016/wordml/cid" xmlns:w16="http://schemas.microsoft.com/office/word/2018/wordml" xmlns:w16du="http://schemas.microsoft.com/office/word/2023/wordml/word16du" xmlns:w16sdtdh="http://schemas.microsoft.com/office/word/2020/wordml/sdtdatahash" xmlns:w16sdtfl="http://schemas.microsoft.com/office/word/2024/wordml/sdtformatlock" xmlns:w16se="http://schemas.microsoft.com/office/word/2015/wordml/symex" xmlns:wpg="http://schemas.microsoft.com/office/word/2010/wordprocessingGroup" xmlns:wpi="http://schemas.microsoft.com/office/word/2010/wordprocessingInk" xmlns:wne="http://schemas.microsoft.com/office/word/2006/wordml" xmlns:wps="http://schemas.microsoft.com/office/word/2010/wordprocessingShape" mc:Ignorable="w14 w15 w16se w16cid w16 w16cex w16sdtdh w16sdtfl w16du wp14">
   <w:abstractNum w:abstractNumId="0" w15:restartNumberingAfterBreak="0">
-    <w:nsid w:val="0A062DDC"/>
+    <w:nsid w:val="68915526"/>
     <w:multiLevelType w:val="multilevel"/>
-    <w:tmpl w:val="3A36B3A4"/>
+    <w:tmpl w:val="C9CE8A4C"/>
     <w:lvl w:ilvl="0">
       <w:start w:val="1"/>
       <w:numFmt w:val="bullet"/>
@@ -5473,9 +5482,9 @@
     </w:lvl>
   </w:abstractNum>
   <w:abstractNum w:abstractNumId="1" w15:restartNumberingAfterBreak="0">
-    <w:nsid w:val="44792209"/>
+    <w:nsid w:val="73ED0985"/>
     <w:multiLevelType w:val="multilevel"/>
-    <w:tmpl w:val="D56E756E"/>
+    <w:tmpl w:val="FEAEF078"/>
     <w:lvl w:ilvl="0">
       <w:start w:val="1"/>
       <w:numFmt w:val="bullet"/>
@@ -5621,10 +5630,10 @@
       </w:rPr>
     </w:lvl>
   </w:abstractNum>
-  <w:num w:numId="1" w16cid:durableId="859853062">
+  <w:num w:numId="1" w16cid:durableId="1710453888">
     <w:abstractNumId w:val="1"/>
   </w:num>
-  <w:num w:numId="2" w16cid:durableId="507789789">
+  <w:num w:numId="2" w16cid:durableId="2047099687">
     <w:abstractNumId w:val="0"/>
   </w:num>
 </w:numbering>

--- a/handouts/Azure_Local_Lifecycle_Guide.docx
+++ b/handouts/Azure_Local_Lifecycle_Guide.docx
@@ -5333,9 +5333,9 @@
 <file path=word/numbering.xml><?xml version="1.0" encoding="utf-8"?>
 <w:numbering xmlns:wpc="http://schemas.microsoft.com/office/word/2010/wordprocessingCanvas" xmlns:cx="http://schemas.microsoft.com/office/drawing/2014/chartex" xmlns:cx1="http://schemas.microsoft.com/office/drawing/2015/9/8/chartex" xmlns:cx2="http://schemas.microsoft.com/office/drawing/2015/10/21/chartex" xmlns:cx3="http://schemas.microsoft.com/office/drawing/2016/5/9/chartex" xmlns:cx4="http://schemas.microsoft.com/office/drawing/2016/5/10/chartex" xmlns:cx5="http://schemas.microsoft.com/office/drawing/2016/5/11/chartex" xmlns:cx6="http://schemas.microsoft.com/office/drawing/2016/5/12/chartex" xmlns:cx7="http://schemas.microsoft.com/office/drawing/2016/5/13/chartex" xmlns:cx8="http://schemas.microsoft.com/office/drawing/2016/5/14/chartex" xmlns:mc="http://schemas.openxmlformats.org/markup-compatibility/2006" xmlns:aink="http://schemas.microsoft.com/office/drawing/2016/ink" xmlns:am3d="http://schemas.microsoft.com/office/drawing/2017/model3d" xmlns:o="urn:schemas-microsoft-com:office:office" xmlns:oel="http://schemas.microsoft.com/office/2019/extlst" xmlns:r="http://schemas.openxmlformats.org/officeDocument/2006/relationships" xmlns:m="http://schemas.openxmlformats.org/officeDocument/2006/math" xmlns:v="urn:schemas-microsoft-com:vml" xmlns:wp14="http://schemas.microsoft.com/office/word/2010/wordprocessingDrawing" xmlns:wp="http://schemas.openxmlformats.org/drawingml/2006/wordprocessingDrawing" xmlns:w10="urn:schemas-microsoft-com:office:word" xmlns:w="http://schemas.openxmlformats.org/wordprocessingml/2006/main" xmlns:w14="http://schemas.microsoft.com/office/word/2010/wordml" xmlns:w15="http://schemas.microsoft.com/office/word/2012/wordml" xmlns:w16cex="http://schemas.microsoft.com/office/word/2018/wordml/cex" xmlns:w16cid="http://schemas.microsoft.com/office/word/2016/wordml/cid" xmlns:w16="http://schemas.microsoft.com/office/word/2018/wordml" xmlns:w16du="http://schemas.microsoft.com/office/word/2023/wordml/word16du" xmlns:w16sdtdh="http://schemas.microsoft.com/office/word/2020/wordml/sdtdatahash" xmlns:w16sdtfl="http://schemas.microsoft.com/office/word/2024/wordml/sdtformatlock" xmlns:w16se="http://schemas.microsoft.com/office/word/2015/wordml/symex" xmlns:wpg="http://schemas.microsoft.com/office/word/2010/wordprocessingGroup" xmlns:wpi="http://schemas.microsoft.com/office/word/2010/wordprocessingInk" xmlns:wne="http://schemas.microsoft.com/office/word/2006/wordml" xmlns:wps="http://schemas.microsoft.com/office/word/2010/wordprocessingShape" mc:Ignorable="w14 w15 w16se w16cid w16 w16cex w16sdtdh w16sdtfl w16du wp14">
   <w:abstractNum w:abstractNumId="0" w15:restartNumberingAfterBreak="0">
-    <w:nsid w:val="68915526"/>
+    <w:nsid w:val="11B621BE"/>
     <w:multiLevelType w:val="multilevel"/>
-    <w:tmpl w:val="C9CE8A4C"/>
+    <w:tmpl w:val="803E4FEA"/>
     <w:lvl w:ilvl="0">
       <w:start w:val="1"/>
       <w:numFmt w:val="bullet"/>
@@ -5482,9 +5482,9 @@
     </w:lvl>
   </w:abstractNum>
   <w:abstractNum w:abstractNumId="1" w15:restartNumberingAfterBreak="0">
-    <w:nsid w:val="73ED0985"/>
+    <w:nsid w:val="25555A5F"/>
     <w:multiLevelType w:val="multilevel"/>
-    <w:tmpl w:val="FEAEF078"/>
+    <w:tmpl w:val="58A069D6"/>
     <w:lvl w:ilvl="0">
       <w:start w:val="1"/>
       <w:numFmt w:val="bullet"/>
@@ -5630,11 +5630,11 @@
       </w:rPr>
     </w:lvl>
   </w:abstractNum>
-  <w:num w:numId="1" w16cid:durableId="1710453888">
+  <w:num w:numId="1" w16cid:durableId="636957220">
+    <w:abstractNumId w:val="0"/>
+  </w:num>
+  <w:num w:numId="2" w16cid:durableId="1674062066">
     <w:abstractNumId w:val="1"/>
-  </w:num>
-  <w:num w:numId="2" w16cid:durableId="2047099687">
-    <w:abstractNumId w:val="0"/>
   </w:num>
 </w:numbering>
 </file>
